--- a/Apr_29_full_log/Apr_29_BO_log.docx
+++ b/Apr_29_full_log/Apr_29_BO_log.docx
@@ -202,7 +202,7 @@
           <w:bCs/>
           <w:color w:val="EE0000"/>
         </w:rPr>
-        <w:t>LHS_all_data.xlsx</w:t>
+        <w:t>LHS.xlsx</w:t>
       </w:r>
     </w:p>
     <w:p>
@@ -231,7 +231,7 @@
     <w:p>
       <w:pPr>
         <w:rPr>
-          <w:rFonts w:ascii="Times New Roman" w:hAnsi="Times New Roman" w:cs="Times New Roman" w:hint="eastAsia"/>
+          <w:rFonts w:ascii="Times New Roman" w:hAnsi="Times New Roman" w:cs="Times New Roman"/>
         </w:rPr>
       </w:pPr>
       <w:r>
@@ -435,6 +435,15 @@
         </w:rPr>
         <w:t xml:space="preserve">1 Results: </w:t>
       </w:r>
+      <w:r>
+        <w:rPr>
+          <w:rFonts w:ascii="Times New Roman" w:hAnsi="Times New Roman" w:cs="Times New Roman"/>
+          <w:b/>
+          <w:bCs/>
+          <w:color w:val="EE0000"/>
+        </w:rPr>
+        <w:t>BO1</w:t>
+      </w:r>
     </w:p>
     <w:p>
       <w:pPr>
@@ -552,7 +561,7 @@
     <w:p>
       <w:pPr>
         <w:rPr>
-          <w:rFonts w:ascii="Times New Roman" w:hAnsi="Times New Roman" w:cs="Times New Roman" w:hint="eastAsia"/>
+          <w:rFonts w:ascii="Times New Roman" w:hAnsi="Times New Roman" w:cs="Times New Roman"/>
         </w:rPr>
       </w:pPr>
       <w:r>
